--- a/labs/lab06/report/mathmod--lab06--report.docx
+++ b/labs/lab06/report/mathmod--lab06--report.docx
@@ -66,7 +66,7 @@
         <w:pStyle w:val="FirstParagraph"/>
       </w:pPr>
       <w:r>
-        <w:t xml:space="preserve">Исследовать эпидемиологическую модель</w:t>
+        <w:t xml:space="preserve">Изучить модель эпидемии</w:t>
       </w:r>
       <w:r>
         <w:t xml:space="preserve"> </w:t>
@@ -82,12 +82,6 @@
           <m:t>R</m:t>
         </m:r>
       </m:oMath>
-      <w:r>
-        <w:t xml:space="preserve"> </w:t>
-      </w:r>
-      <w:r>
-        <w:t xml:space="preserve">и проанализировать особенности её динамики.</w:t>
-      </w:r>
     </w:p>
     <w:bookmarkEnd w:id="20"/>
     <w:bookmarkStart w:id="21" w:name="задание"/>
@@ -108,7 +102,7 @@
         </w:numPr>
       </w:pPr>
       <w:r>
-        <w:t xml:space="preserve">Изучить математическую модель распространения эпидемии.</w:t>
+        <w:t xml:space="preserve">Изучить модель эпидемии</w:t>
       </w:r>
     </w:p>
     <w:p>
@@ -120,7 +114,7 @@
         </w:numPr>
       </w:pPr>
       <w:r>
-        <w:t xml:space="preserve">Построить графики изменения количества особей в трёх группах. Проанализировать течение эпидемии для двух случаев:</w:t>
+        <w:t xml:space="preserve">Построить графики изменения числа особей в каждой из трех групп. Рассмотреть, как будет протекать эпидемия в случае:</w:t>
       </w:r>
       <w:r>
         <w:t xml:space="preserve"> </w:t>
@@ -165,10 +159,7 @@
         </m:sSup>
       </m:oMath>
       <w:r>
-        <w:t xml:space="preserve"> </w:t>
-      </w:r>
-      <w:r>
-        <w:t xml:space="preserve">и</w:t>
+        <w:t xml:space="preserve">,</w:t>
       </w:r>
       <w:r>
         <w:t xml:space="preserve"> </w:t>
@@ -212,9 +203,6 @@
           </m:sup>
         </m:sSup>
       </m:oMath>
-      <w:r>
-        <w:t xml:space="preserve">.</w:t>
-      </w:r>
     </w:p>
     <w:bookmarkEnd w:id="21"/>
     <w:bookmarkStart w:id="24" w:name="выполнение-лабораторной-работы"/>
@@ -240,7 +228,7 @@
         <w:pStyle w:val="FirstParagraph"/>
       </w:pPr>
       <w:r>
-        <w:t xml:space="preserve">Рассмотрим простейшую модель эпидемического процесса. Пусть имеется изолированная популяция численностью</w:t>
+        <w:t xml:space="preserve">Рассмотрим простейшую модель эпидемии. Предположим, что некая популяция, состоящая из</w:t>
       </w:r>
       <w:r>
         <w:t xml:space="preserve"> </w:t>
@@ -251,15 +239,10 @@
         </m:r>
       </m:oMath>
       <w:r>
-        <w:t xml:space="preserve">. В рамках модели всё население делится на три группы.</w:t>
-      </w:r>
-    </w:p>
-    <w:p>
-      <w:pPr>
-        <w:pStyle w:val="BodyText"/>
-      </w:pPr>
-      <w:r>
-        <w:t xml:space="preserve">Первая группа включает восприимчивых к заболеванию, но ещё не инфицированных особей. Их количество обозначается через</w:t>
+        <w:t xml:space="preserve"> </w:t>
+      </w:r>
+      <w:r>
+        <w:t xml:space="preserve">особей, (считаем, что популяция изолирована) подразделяется на три группы. Первая группа - это восприимчивые к болезни, но пока здоровые особи, обозначим их через</w:t>
       </w:r>
       <w:r>
         <w:t xml:space="preserve"> </w:t>
@@ -283,7 +266,7 @@
         </m:d>
       </m:oMath>
       <w:r>
-        <w:t xml:space="preserve">. Вторая группа состоит из инфицированных особей, которые являются носителями и распространителями инфекции. Их число обозначается через</w:t>
+        <w:t xml:space="preserve">. Вторая группа – это число инфицированных особей, которые также при этом являются распространителями инфекции, обозначим их</w:t>
       </w:r>
       <w:r>
         <w:t xml:space="preserve"> </w:t>
@@ -307,7 +290,7 @@
         </m:d>
       </m:oMath>
       <w:r>
-        <w:t xml:space="preserve">. Третья группа описывает особей, которые уже выздоровели и приобрели иммунитет к заболеванию. Эта величина обозначается через</w:t>
+        <w:t xml:space="preserve">. А третья группа, обозначающаяся через</w:t>
       </w:r>
       <w:r>
         <w:t xml:space="preserve"> </w:t>
@@ -331,15 +314,16 @@
         </m:d>
       </m:oMath>
       <w:r>
-        <w:t xml:space="preserve">.</w:t>
-      </w:r>
-    </w:p>
-    <w:p>
-      <w:pPr>
-        <w:pStyle w:val="BodyText"/>
-      </w:pPr>
-      <w:r>
-        <w:t xml:space="preserve">До тех пор пока число инфицированных не превышает критический уровень</w:t>
+        <w:t xml:space="preserve"> </w:t>
+      </w:r>
+      <w:r>
+        <w:t xml:space="preserve">– это здоровые особи с иммунитетом к болезни.</w:t>
+      </w:r>
+      <w:r>
+        <w:t xml:space="preserve"> </w:t>
+      </w:r>
+      <w:r>
+        <w:t xml:space="preserve">До того, как число заболевших не превышает критического значения</w:t>
       </w:r>
       <w:r>
         <w:t xml:space="preserve"> </w:t>
@@ -362,7 +346,7 @@
         </m:sSup>
       </m:oMath>
       <w:r>
-        <w:t xml:space="preserve">, будем считать, что больные изолированы и не заражают восприимчивых особей. Если же выполняется условие</w:t>
+        <w:t xml:space="preserve">, считаем, что все больные изолированы и не заражают здоровых. Когда</w:t>
       </w:r>
       <w:r>
         <w:t xml:space="preserve"> </w:t>
@@ -407,7 +391,7 @@
         </m:sSup>
       </m:oMath>
       <w:r>
-        <w:t xml:space="preserve">, то инфицированные начинают распространять заболевание среди здоровых восприимчивых особей.</w:t>
+        <w:t xml:space="preserve">, тогда инфицирование способны заражать восприимчивых к болезни особей.</w:t>
       </w:r>
     </w:p>
     <w:p>
@@ -415,7 +399,34 @@
         <w:pStyle w:val="BodyText"/>
       </w:pPr>
       <w:r>
-        <w:t xml:space="preserve">Следовательно, изменение числа восприимчивых описывается системой:</w:t>
+        <w:t xml:space="preserve">Таким образом, скорость изменения числа</w:t>
+      </w:r>
+      <w:r>
+        <w:t xml:space="preserve"> </w:t>
+      </w:r>
+      <m:oMath>
+        <m:r>
+          <m:t>S</m:t>
+        </m:r>
+        <m:d>
+          <m:dPr>
+            <m:begChr m:val="("/>
+            <m:sepChr m:val=""/>
+            <m:endChr m:val=")"/>
+            <m:grow/>
+          </m:dPr>
+          <m:e>
+            <m:r>
+              <m:t>t</m:t>
+            </m:r>
+          </m:e>
+        </m:d>
+      </m:oMath>
+      <w:r>
+        <w:t xml:space="preserve"> </w:t>
+      </w:r>
+      <w:r>
+        <w:t xml:space="preserve">меняется по следующему закону:</w:t>
       </w:r>
     </w:p>
     <w:p>
@@ -495,12 +506,6 @@
                     <m:r>
                       <m:t>S</m:t>
                     </m:r>
-                    <m:r>
-                      <m:rPr>
-                        <m:sty m:val="p"/>
-                      </m:rPr>
-                      <m:t>,</m:t>
-                    </m:r>
                   </m:e>
                   <m:e>
                     <m:r>
@@ -508,7 +513,7 @@
                         <m:nor/>
                         <m:sty m:val="p"/>
                       </m:rPr>
-                      <m:t>если </m:t>
+                      <m:t>,если </m:t>
                     </m:r>
                     <m:r>
                       <m:t>I</m:t>
@@ -547,24 +552,12 @@
                         </m:r>
                       </m:sup>
                     </m:sSup>
-                    <m:r>
-                      <m:rPr>
-                        <m:sty m:val="p"/>
-                      </m:rPr>
-                      <m:t>,</m:t>
-                    </m:r>
                   </m:e>
                 </m:mr>
                 <m:mr>
                   <m:e>
                     <m:r>
                       <m:t>0</m:t>
-                    </m:r>
-                    <m:r>
-                      <m:rPr>
-                        <m:sty m:val="p"/>
-                      </m:rPr>
-                      <m:t>,</m:t>
                     </m:r>
                   </m:e>
                   <m:e>
@@ -573,7 +566,7 @@
                         <m:nor/>
                         <m:sty m:val="p"/>
                       </m:rPr>
-                      <m:t>если </m:t>
+                      <m:t>,если </m:t>
                     </m:r>
                     <m:r>
                       <m:t>I</m:t>
@@ -612,12 +605,6 @@
                         </m:r>
                       </m:sup>
                     </m:sSup>
-                    <m:r>
-                      <m:rPr>
-                        <m:sty m:val="p"/>
-                      </m:rPr>
-                      <m:t>.</m:t>
-                    </m:r>
                   </m:e>
                 </m:mr>
               </m:m>
@@ -631,34 +618,7 @@
         <w:pStyle w:val="FirstParagraph"/>
       </w:pPr>
       <w:r>
-        <w:t xml:space="preserve">Поскольку каждая восприимчивая особь после заражения переходит в группу инфицированных, скорость изменения</w:t>
-      </w:r>
-      <w:r>
-        <w:t xml:space="preserve"> </w:t>
-      </w:r>
-      <m:oMath>
-        <m:r>
-          <m:t>I</m:t>
-        </m:r>
-        <m:d>
-          <m:dPr>
-            <m:begChr m:val="("/>
-            <m:sepChr m:val=""/>
-            <m:endChr m:val=")"/>
-            <m:grow/>
-          </m:dPr>
-          <m:e>
-            <m:r>
-              <m:t>t</m:t>
-            </m:r>
-          </m:e>
-        </m:d>
-      </m:oMath>
-      <w:r>
-        <w:t xml:space="preserve"> </w:t>
-      </w:r>
-      <w:r>
-        <w:t xml:space="preserve">определяется разностью между числом новых заражённых и числом инфицированных, которые выздоравливают:</w:t>
+        <w:t xml:space="preserve">Поскольку каждая восприимчивая к болезни особь, которая, в конце концов, заболевает, сама становится инфекционной, то скорость изменения числа инфекционных особей представляет разность за единицу времени между заразившимися и теми, кто уже болеет и лечится. Т.е.:</w:t>
       </w:r>
     </w:p>
     <w:p>
@@ -744,12 +704,6 @@
                     <m:r>
                       <m:t>I</m:t>
                     </m:r>
-                    <m:r>
-                      <m:rPr>
-                        <m:sty m:val="p"/>
-                      </m:rPr>
-                      <m:t>,</m:t>
-                    </m:r>
                   </m:e>
                   <m:e>
                     <m:r>
@@ -757,7 +711,7 @@
                         <m:nor/>
                         <m:sty m:val="p"/>
                       </m:rPr>
-                      <m:t>если </m:t>
+                      <m:t>,если </m:t>
                     </m:r>
                     <m:r>
                       <m:t>I</m:t>
@@ -796,12 +750,6 @@
                         </m:r>
                       </m:sup>
                     </m:sSup>
-                    <m:r>
-                      <m:rPr>
-                        <m:sty m:val="p"/>
-                      </m:rPr>
-                      <m:t>,</m:t>
-                    </m:r>
                   </m:e>
                 </m:mr>
                 <m:mr>
@@ -818,12 +766,6 @@
                     <m:r>
                       <m:t>I</m:t>
                     </m:r>
-                    <m:r>
-                      <m:rPr>
-                        <m:sty m:val="p"/>
-                      </m:rPr>
-                      <m:t>,</m:t>
-                    </m:r>
                   </m:e>
                   <m:e>
                     <m:r>
@@ -831,7 +773,7 @@
                         <m:nor/>
                         <m:sty m:val="p"/>
                       </m:rPr>
-                      <m:t>если </m:t>
+                      <m:t>,если </m:t>
                     </m:r>
                     <m:r>
                       <m:t>I</m:t>
@@ -870,12 +812,6 @@
                         </m:r>
                       </m:sup>
                     </m:sSup>
-                    <m:r>
-                      <m:rPr>
-                        <m:sty m:val="p"/>
-                      </m:rPr>
-                      <m:t>.</m:t>
-                    </m:r>
                   </m:e>
                 </m:mr>
               </m:m>
@@ -889,7 +825,7 @@
         <w:pStyle w:val="FirstParagraph"/>
       </w:pPr>
       <w:r>
-        <w:t xml:space="preserve">Количество выздоровевших особей изменяется по закону:</w:t>
+        <w:t xml:space="preserve">А скорость изменения выздоравливающих особей (при этом приобретающие иммунитет к болезни):</w:t>
       </w:r>
     </w:p>
     <w:p>
@@ -934,12 +870,6 @@
           <m:r>
             <m:t>I</m:t>
           </m:r>
-          <m:r>
-            <m:rPr>
-              <m:sty m:val="p"/>
-            </m:rPr>
-            <m:t>.</m:t>
-          </m:r>
         </m:oMath>
       </m:oMathPara>
     </w:p>
@@ -948,7 +878,7 @@
         <w:pStyle w:val="FirstParagraph"/>
       </w:pPr>
       <w:r>
-        <w:t xml:space="preserve">Здесь</w:t>
+        <w:t xml:space="preserve">Постоянные пропорциональности</w:t>
       </w:r>
       <w:r>
         <w:t xml:space="preserve"> </w:t>
@@ -957,17 +887,12 @@
         <m:r>
           <m:t>α</m:t>
         </m:r>
-      </m:oMath>
-      <w:r>
-        <w:t xml:space="preserve"> </w:t>
-      </w:r>
-      <w:r>
-        <w:t xml:space="preserve">— коэффициент заражения, а</w:t>
-      </w:r>
-      <w:r>
-        <w:t xml:space="preserve"> </w:t>
-      </w:r>
-      <m:oMath>
+        <m:r>
+          <m:rPr>
+            <m:sty m:val="p"/>
+          </m:rPr>
+          <m:t>,</m:t>
+        </m:r>
         <m:r>
           <m:t>β</m:t>
         </m:r>
@@ -976,7 +901,7 @@
         <w:t xml:space="preserve"> </w:t>
       </w:r>
       <w:r>
-        <w:t xml:space="preserve">— коэффициент выздоровления. Для однозначного определения решения необходимо задать начальные условия. В начальный момент времени</w:t>
+        <w:t xml:space="preserve">- это коэффициенты заболеваемости и выздоровления соответственно. Для того, чтобы решения соответствующих уравнений определялось однозначно, необходимо задать начальные условия. Считаем, что на начало эпидемии в момент времени</w:t>
       </w:r>
       <w:r>
         <w:t xml:space="preserve"> </w:t>
@@ -999,7 +924,67 @@
         <w:t xml:space="preserve"> </w:t>
       </w:r>
       <w:r>
-        <w:t xml:space="preserve">задаются значения</w:t>
+        <w:t xml:space="preserve">нет особей с иммунитетом к болезни</w:t>
+      </w:r>
+      <w:r>
+        <w:t xml:space="preserve"> </w:t>
+      </w:r>
+      <m:oMath>
+        <m:r>
+          <m:t>R</m:t>
+        </m:r>
+        <m:d>
+          <m:dPr>
+            <m:begChr m:val="("/>
+            <m:sepChr m:val=""/>
+            <m:endChr m:val=")"/>
+            <m:grow/>
+          </m:dPr>
+          <m:e>
+            <m:r>
+              <m:t>0</m:t>
+            </m:r>
+          </m:e>
+        </m:d>
+        <m:r>
+          <m:rPr>
+            <m:sty m:val="p"/>
+          </m:rPr>
+          <m:t>=</m:t>
+        </m:r>
+        <m:r>
+          <m:t>0</m:t>
+        </m:r>
+      </m:oMath>
+      <w:r>
+        <w:t xml:space="preserve">, а число инфицированных и восприимчивых к болезни особей</w:t>
+      </w:r>
+      <w:r>
+        <w:t xml:space="preserve"> </w:t>
+      </w:r>
+      <m:oMath>
+        <m:r>
+          <m:t>I</m:t>
+        </m:r>
+        <m:d>
+          <m:dPr>
+            <m:begChr m:val="("/>
+            <m:sepChr m:val=""/>
+            <m:endChr m:val=")"/>
+            <m:grow/>
+          </m:dPr>
+          <m:e>
+            <m:r>
+              <m:t>0</m:t>
+            </m:r>
+          </m:e>
+        </m:d>
+      </m:oMath>
+      <w:r>
+        <w:t xml:space="preserve"> </w:t>
+      </w:r>
+      <w:r>
+        <w:t xml:space="preserve">и</w:t>
       </w:r>
       <w:r>
         <w:t xml:space="preserve"> </w:t>
@@ -1023,58 +1008,10 @@
         </m:d>
       </m:oMath>
       <w:r>
-        <w:t xml:space="preserve">,</w:t>
-      </w:r>
-      <w:r>
-        <w:t xml:space="preserve"> </w:t>
-      </w:r>
-      <m:oMath>
-        <m:r>
-          <m:t>I</m:t>
-        </m:r>
-        <m:d>
-          <m:dPr>
-            <m:begChr m:val="("/>
-            <m:sepChr m:val=""/>
-            <m:endChr m:val=")"/>
-            <m:grow/>
-          </m:dPr>
-          <m:e>
-            <m:r>
-              <m:t>0</m:t>
-            </m:r>
-          </m:e>
-        </m:d>
-      </m:oMath>
-      <w:r>
-        <w:t xml:space="preserve"> </w:t>
-      </w:r>
-      <w:r>
-        <w:t xml:space="preserve">и</w:t>
-      </w:r>
-      <w:r>
-        <w:t xml:space="preserve"> </w:t>
-      </w:r>
-      <m:oMath>
-        <m:r>
-          <m:t>R</m:t>
-        </m:r>
-        <m:d>
-          <m:dPr>
-            <m:begChr m:val="("/>
-            <m:sepChr m:val=""/>
-            <m:endChr m:val=")"/>
-            <m:grow/>
-          </m:dPr>
-          <m:e>
-            <m:r>
-              <m:t>0</m:t>
-            </m:r>
-          </m:e>
-        </m:d>
-      </m:oMath>
-      <w:r>
-        <w:t xml:space="preserve">. Для исследования поведения модели требуется рассмотреть два режима:</w:t>
+        <w:t xml:space="preserve"> </w:t>
+      </w:r>
+      <w:r>
+        <w:t xml:space="preserve">соответственно. Для анализа картины протекания эпидемии необходимо рассмотреть два случая:</w:t>
       </w:r>
       <w:r>
         <w:t xml:space="preserve"> </w:t>
@@ -1166,9 +1103,6 @@
           </m:sup>
         </m:sSup>
       </m:oMath>
-      <w:r>
-        <w:t xml:space="preserve">.</w:t>
-      </w:r>
     </w:p>
     <w:bookmarkStart w:id="22" w:name="задача"/>
     <w:p>
@@ -1184,7 +1118,7 @@
         <w:pStyle w:val="FirstParagraph"/>
       </w:pPr>
       <w:r>
-        <w:t xml:space="preserve">На острове началась эпидемия. Известно, что общая численность населения составляет</w:t>
+        <w:t xml:space="preserve">На одном острове вспыхнула эпидемия. Известно, что из всех проживающих на острове</w:t>
       </w:r>
       <w:r>
         <w:t xml:space="preserve"> </w:t>
@@ -1204,27 +1138,49 @@
         </m:r>
       </m:oMath>
       <w:r>
-        <w:t xml:space="preserve">. В момент начала наблюдения, то есть при</w:t>
+        <w:t xml:space="preserve"> </w:t>
+      </w:r>
+      <w:r>
+        <w:t xml:space="preserve">в момент начала эпидемии</w:t>
       </w:r>
       <w:r>
         <w:t xml:space="preserve"> </w:t>
       </w:r>
       <m:oMath>
-        <m:r>
-          <m:t>t</m:t>
-        </m:r>
-        <m:r>
-          <m:rPr>
-            <m:sty m:val="p"/>
-          </m:rPr>
-          <m:t>=</m:t>
-        </m:r>
-        <m:r>
-          <m:t>0</m:t>
-        </m:r>
+        <m:d>
+          <m:dPr>
+            <m:begChr m:val="("/>
+            <m:sepChr m:val=""/>
+            <m:endChr m:val=")"/>
+            <m:grow/>
+          </m:dPr>
+          <m:e>
+            <m:r>
+              <m:t>t</m:t>
+            </m:r>
+            <m:r>
+              <m:rPr>
+                <m:sty m:val="p"/>
+              </m:rPr>
+              <m:t>=</m:t>
+            </m:r>
+            <m:r>
+              <m:t>0</m:t>
+            </m:r>
+          </m:e>
+        </m:d>
       </m:oMath>
       <w:r>
-        <w:t xml:space="preserve">, число заболевших и распространяющих инфекцию людей равно</w:t>
+        <w:t xml:space="preserve"> </w:t>
+      </w:r>
+      <w:r>
+        <w:t xml:space="preserve">число заболевших людей</w:t>
+      </w:r>
+      <w:r>
+        <w:t xml:space="preserve"> </w:t>
+      </w:r>
+      <w:r>
+        <w:t xml:space="preserve">(являющихся распространителями инфекции)</w:t>
       </w:r>
       <w:r>
         <w:t xml:space="preserve"> </w:t>
@@ -1257,7 +1213,13 @@
         </m:r>
       </m:oMath>
       <w:r>
-        <w:t xml:space="preserve">. Количество людей, уже имеющих иммунитет к заболеванию, равно</w:t>
+        <w:t xml:space="preserve">, А число здоровых людей с иммунитетом</w:t>
+      </w:r>
+      <w:r>
+        <w:t xml:space="preserve"> </w:t>
+      </w:r>
+      <w:r>
+        <w:t xml:space="preserve">к болезни</w:t>
       </w:r>
       <w:r>
         <w:t xml:space="preserve"> </w:t>
@@ -1290,110 +1252,13 @@
         </m:r>
       </m:oMath>
       <w:r>
-        <w:t xml:space="preserve">.</w:t>
-      </w:r>
-    </w:p>
-    <w:p>
-      <w:pPr>
-        <w:pStyle w:val="BodyText"/>
-      </w:pPr>
-      <w:r>
-        <w:t xml:space="preserve">Тогда начальное число восприимчивых к болезни, но пока здоровых людей определяется выражением:</w:t>
-      </w:r>
-    </w:p>
-    <w:p>
-      <w:pPr>
-        <w:pStyle w:val="BodyText"/>
-      </w:pPr>
-      <m:oMathPara>
-        <m:oMathParaPr>
-          <m:jc m:val="center"/>
-        </m:oMathParaPr>
-        <m:oMath>
-          <m:r>
-            <m:t>S</m:t>
-          </m:r>
-          <m:d>
-            <m:dPr>
-              <m:begChr m:val="("/>
-              <m:sepChr m:val=""/>
-              <m:endChr m:val=")"/>
-              <m:grow/>
-            </m:dPr>
-            <m:e>
-              <m:r>
-                <m:t>0</m:t>
-              </m:r>
-            </m:e>
-          </m:d>
-          <m:r>
-            <m:rPr>
-              <m:sty m:val="p"/>
-            </m:rPr>
-            <m:t>=</m:t>
-          </m:r>
-          <m:r>
-            <m:t>N</m:t>
-          </m:r>
-          <m:r>
-            <m:rPr>
-              <m:sty m:val="p"/>
-            </m:rPr>
-            <m:t>−</m:t>
-          </m:r>
-          <m:r>
-            <m:t>I</m:t>
-          </m:r>
-          <m:d>
-            <m:dPr>
-              <m:begChr m:val="("/>
-              <m:sepChr m:val=""/>
-              <m:endChr m:val=")"/>
-              <m:grow/>
-            </m:dPr>
-            <m:e>
-              <m:r>
-                <m:t>0</m:t>
-              </m:r>
-            </m:e>
-          </m:d>
-          <m:r>
-            <m:rPr>
-              <m:sty m:val="p"/>
-            </m:rPr>
-            <m:t>−</m:t>
-          </m:r>
-          <m:r>
-            <m:t>R</m:t>
-          </m:r>
-          <m:d>
-            <m:dPr>
-              <m:begChr m:val="("/>
-              <m:sepChr m:val=""/>
-              <m:endChr m:val=")"/>
-              <m:grow/>
-            </m:dPr>
-            <m:e>
-              <m:r>
-                <m:t>0</m:t>
-              </m:r>
-            </m:e>
-          </m:d>
-          <m:r>
-            <m:rPr>
-              <m:sty m:val="p"/>
-            </m:rPr>
-            <m:t>.</m:t>
-          </m:r>
-        </m:oMath>
-      </m:oMathPara>
-    </w:p>
-    <w:p>
-      <w:pPr>
-        <w:pStyle w:val="FirstParagraph"/>
-      </w:pPr>
-      <w:r>
-        <w:t xml:space="preserve">Необходимо построить графики изменения численности групп</w:t>
+        <w:t xml:space="preserve">. Таким образом, число людей восприимчивых к болезни,</w:t>
+      </w:r>
+      <w:r>
+        <w:t xml:space="preserve"> </w:t>
+      </w:r>
+      <w:r>
+        <w:t xml:space="preserve">но пока здоровых, в начальный момент времени</w:t>
       </w:r>
       <w:r>
         <w:t xml:space="preserve"> </w:t>
@@ -1411,18 +1276,25 @@
           </m:dPr>
           <m:e>
             <m:r>
-              <m:t>t</m:t>
+              <m:t>0</m:t>
             </m:r>
           </m:e>
         </m:d>
-      </m:oMath>
-      <w:r>
-        <w:t xml:space="preserve">,</w:t>
-      </w:r>
-      <w:r>
-        <w:t xml:space="preserve"> </w:t>
-      </w:r>
-      <m:oMath>
+        <m:r>
+          <m:rPr>
+            <m:sty m:val="p"/>
+          </m:rPr>
+          <m:t>=</m:t>
+        </m:r>
+        <m:r>
+          <m:t>N</m:t>
+        </m:r>
+        <m:r>
+          <m:rPr>
+            <m:sty m:val="p"/>
+          </m:rPr>
+          <m:t>−</m:t>
+        </m:r>
         <m:r>
           <m:t>I</m:t>
         </m:r>
@@ -1435,21 +1307,16 @@
           </m:dPr>
           <m:e>
             <m:r>
-              <m:t>t</m:t>
+              <m:t>0</m:t>
             </m:r>
           </m:e>
         </m:d>
-      </m:oMath>
-      <w:r>
-        <w:t xml:space="preserve"> </w:t>
-      </w:r>
-      <w:r>
-        <w:t xml:space="preserve">и</w:t>
-      </w:r>
-      <w:r>
-        <w:t xml:space="preserve"> </w:t>
-      </w:r>
-      <m:oMath>
+        <m:r>
+          <m:rPr>
+            <m:sty m:val="p"/>
+          </m:rPr>
+          <m:t>−</m:t>
+        </m:r>
         <m:r>
           <m:t>R</m:t>
         </m:r>
@@ -1462,23 +1329,37 @@
           </m:dPr>
           <m:e>
             <m:r>
-              <m:t>t</m:t>
+              <m:t>0</m:t>
             </m:r>
           </m:e>
         </m:d>
       </m:oMath>
       <w:r>
-        <w:t xml:space="preserve">, а также рассмотреть два варианта развития эпидемии:</w:t>
+        <w:t xml:space="preserve">.</w:t>
+      </w:r>
+      <w:r>
+        <w:t xml:space="preserve"> </w:t>
+      </w:r>
+      <w:r>
+        <w:t xml:space="preserve">Постройте графики изменения числа особей в каждой из трех групп.</w:t>
       </w:r>
     </w:p>
     <w:p>
       <w:pPr>
-        <w:pStyle w:val="Compact"/>
-        <w:numPr>
-          <w:ilvl w:val="0"/>
-          <w:numId w:val="1002"/>
-        </w:numPr>
+        <w:pStyle w:val="BodyText"/>
       </w:pPr>
+      <w:r>
+        <w:t xml:space="preserve">Рассмотрите, как будет протекать эпидемия в случае:</w:t>
+      </w:r>
+      <w:r>
+        <w:t xml:space="preserve"> </w:t>
+      </w:r>
+      <w:r>
+        <w:t xml:space="preserve">1.</w:t>
+      </w:r>
+      <w:r>
+        <w:t xml:space="preserve"> </w:t>
+      </w:r>
       <m:oMath>
         <m:r>
           <m:t>I</m:t>
@@ -1519,17 +1400,14 @@
         </m:sSup>
       </m:oMath>
       <w:r>
-        <w:t xml:space="preserve">;</w:t>
-      </w:r>
-    </w:p>
-    <w:p>
-      <w:pPr>
-        <w:pStyle w:val="Compact"/>
-        <w:numPr>
-          <w:ilvl w:val="0"/>
-          <w:numId w:val="1002"/>
-        </w:numPr>
-      </w:pPr>
+        <w:t xml:space="preserve"> </w:t>
+      </w:r>
+      <w:r>
+        <w:t xml:space="preserve">2.</w:t>
+      </w:r>
+      <w:r>
+        <w:t xml:space="preserve"> </w:t>
+      </w:r>
       <m:oMath>
         <m:r>
           <m:t>I</m:t>
@@ -1569,16 +1447,13 @@
           </m:sup>
         </m:sSup>
       </m:oMath>
-      <w:r>
-        <w:t xml:space="preserve">.</w:t>
-      </w:r>
     </w:p>
     <w:p>
       <w:pPr>
-        <w:pStyle w:val="FirstParagraph"/>
+        <w:pStyle w:val="BodyText"/>
       </w:pPr>
       <w:r>
-        <w:t xml:space="preserve">Для численного моделирования и построения графиков использовались внешние файлы с программным кодом:</w:t>
+        <w:t xml:space="preserve">Для моделирования процесса и построения графиков использовались внешние файлы с программным кодом:</w:t>
       </w:r>
     </w:p>
     <w:bookmarkEnd w:id="22"/>
@@ -23340,7 +23215,7 @@
         <w:pStyle w:val="BodyText"/>
       </w:pPr>
       <w:r>
-        <w:t xml:space="preserve">В первой модели система демонстрирует нетипичную динамику. Число восприимчивых особей</w:t>
+        <w:t xml:space="preserve">Для первой модели наблюдается нетипичное поведение системы. Число восприимчивых</w:t>
       </w:r>
       <w:r>
         <w:t xml:space="preserve"> </w:t>
@@ -23367,7 +23242,7 @@
         <w:t xml:space="preserve"> </w:t>
       </w:r>
       <w:r>
-        <w:t xml:space="preserve">не изменяется со временем, что полностью соответствует уравнению</w:t>
+        <w:t xml:space="preserve">остаётся постоянным во времени, что соответствует уравнению</w:t>
       </w:r>
       <w:r>
         <w:t xml:space="preserve"> </w:t>
@@ -23429,7 +23304,7 @@
         <w:t xml:space="preserve"> </w:t>
       </w:r>
       <w:r>
-        <w:t xml:space="preserve">быстро возрастает по экспоненциальному закону, а величина</w:t>
+        <w:t xml:space="preserve">экспоненциально возрастает, а число выбывших</w:t>
       </w:r>
       <w:r>
         <w:t xml:space="preserve"> </w:t>
@@ -23456,7 +23331,7 @@
         <w:t xml:space="preserve"> </w:t>
       </w:r>
       <w:r>
-        <w:t xml:space="preserve">уменьшается и со временем принимает отрицательные значения.</w:t>
+        <w:t xml:space="preserve">убывает и становится отрицательным.</w:t>
       </w:r>
     </w:p>
     <w:p>
@@ -23464,7 +23339,7 @@
         <w:pStyle w:val="BodyText"/>
       </w:pPr>
       <w:r>
-        <w:t xml:space="preserve">Такой результат нельзя считать физически корректным для классической эпидемиологической модели. Основная причина состоит в том, что в системе отсутствует механизм, ограничивающий рост числа инфицированных. Кроме того, переменная</w:t>
+        <w:t xml:space="preserve">Такое поведение не соответствует классической эпидемиологической модели и связано с особенностями заданной системы уравнений. В частности, отсутствует механизм ограничения роста инфицированных, а также нарушается физический смысл переменной</w:t>
       </w:r>
       <w:r>
         <w:t xml:space="preserve"> </w:t>
@@ -23488,10 +23363,7 @@
         </m:d>
       </m:oMath>
       <w:r>
-        <w:t xml:space="preserve"> </w:t>
-      </w:r>
-      <w:r>
-        <w:t xml:space="preserve">теряет свой эпидемиологический смысл, поскольку число выздоровевших не может быть отрицательным.</w:t>
+        <w:t xml:space="preserve">, которая должна быть неотрицательной.</w:t>
       </w:r>
     </w:p>
     <w:p>
@@ -23499,7 +23371,7 @@
         <w:pStyle w:val="BodyText"/>
       </w:pPr>
       <w:r>
-        <w:t xml:space="preserve">Фазовый портрет подтверждает это наблюдение. Поскольку</w:t>
+        <w:t xml:space="preserve">Фазовый портрет подтверждает данный вывод. Траектория практически вырождается в вертикальную линию, поскольку переменная</w:t>
       </w:r>
       <w:r>
         <w:t xml:space="preserve"> </w:t>
@@ -23508,25 +23380,12 @@
         <m:r>
           <m:t>S</m:t>
         </m:r>
-        <m:d>
-          <m:dPr>
-            <m:begChr m:val="("/>
-            <m:sepChr m:val=""/>
-            <m:endChr m:val=")"/>
-            <m:grow/>
-          </m:dPr>
-          <m:e>
-            <m:r>
-              <m:t>t</m:t>
-            </m:r>
-          </m:e>
-        </m:d>
       </m:oMath>
       <w:r>
         <w:t xml:space="preserve"> </w:t>
       </w:r>
       <w:r>
-        <w:t xml:space="preserve">остаётся постоянной величиной, траектория практически превращается в вертикальную линию. Фактически изменение происходит только по координате</w:t>
+        <w:t xml:space="preserve">остаётся постоянной, а изменение происходит только по оси</w:t>
       </w:r>
       <w:r>
         <w:t xml:space="preserve"> </w:t>
@@ -23537,7 +23396,7 @@
         </m:r>
       </m:oMath>
       <w:r>
-        <w:t xml:space="preserve">, поэтому двумерная динамика системы вырождается.</w:t>
+        <w:t xml:space="preserve">. Это означает, что система фактически редуцируется к одномерной динамике.</w:t>
       </w:r>
     </w:p>
     <w:p>
@@ -23545,7 +23404,7 @@
         <w:pStyle w:val="BodyText"/>
       </w:pPr>
       <w:r>
-        <w:t xml:space="preserve">Таким образом, первая модель приводит к неограниченному росту числа инфицированных и не описывает реалистичный процесс распространения заболевания.</w:t>
+        <w:t xml:space="preserve">Следовательно, первая модель демонстрирует неограниченный рост инфицированных без стабилизации и не может рассматриваться как адекватная модель распространения заболевания.</w:t>
       </w:r>
     </w:p>
     <w:bookmarkEnd w:id="63"/>
@@ -23673,24 +23532,7 @@
         <w:pStyle w:val="BodyText"/>
       </w:pPr>
       <w:r>
-        <w:t xml:space="preserve">Во второй модели наблюдается поведение, характерное для классической</w:t>
-      </w:r>
-      <w:r>
-        <w:t xml:space="preserve"> </w:t>
-      </w:r>
-      <m:oMath>
-        <m:r>
-          <m:t>S</m:t>
-        </m:r>
-        <m:r>
-          <m:t>I</m:t>
-        </m:r>
-        <m:r>
-          <m:t>R</m:t>
-        </m:r>
-      </m:oMath>
-      <w:r>
-        <w:t xml:space="preserve">-системы. Количество восприимчивых</w:t>
+        <w:t xml:space="preserve">Во второй модели наблюдается типичное поведение SIR-системы. Число восприимчивых</w:t>
       </w:r>
       <w:r>
         <w:t xml:space="preserve"> </w:t>
@@ -23717,7 +23559,7 @@
         <w:t xml:space="preserve"> </w:t>
       </w:r>
       <w:r>
-        <w:t xml:space="preserve">постепенно уменьшается, что отражает процесс заражения. Число инфицированных</w:t>
+        <w:t xml:space="preserve">монотонно убывает, что отражает процесс заражения. Число инфицированных</w:t>
       </w:r>
       <w:r>
         <w:t xml:space="preserve"> </w:t>
@@ -23744,7 +23586,7 @@
         <w:t xml:space="preserve"> </w:t>
       </w:r>
       <w:r>
-        <w:t xml:space="preserve">сначала возрастает, затем достигает максимального значения, после чего начинает убывать и стремится к нулю. Величина</w:t>
+        <w:t xml:space="preserve">сначала возрастает, достигает максимума, а затем постепенно уменьшается, стремясь к нулю. Число выбывших</w:t>
       </w:r>
       <w:r>
         <w:t xml:space="preserve"> </w:t>
@@ -23768,7 +23610,7 @@
         </m:d>
       </m:oMath>
       <w:r>
-        <w:t xml:space="preserve">, наоборот, монотонно увеличивается.</w:t>
+        <w:t xml:space="preserve">, напротив, монотонно возрастает.</w:t>
       </w:r>
     </w:p>
     <w:p>
@@ -23776,31 +23618,7 @@
         <w:pStyle w:val="BodyText"/>
       </w:pPr>
       <w:r>
-        <w:t xml:space="preserve">Такое поведение хорошо согласуется с логикой эпидемического процесса в замкнутой популяции. В начале эпидемии инфекция активно распространяется, так как число восприимчивых велико. Затем, по мере уменьшения</w:t>
-      </w:r>
-      <w:r>
-        <w:t xml:space="preserve"> </w:t>
-      </w:r>
-      <m:oMath>
-        <m:r>
-          <m:t>S</m:t>
-        </m:r>
-        <m:d>
-          <m:dPr>
-            <m:begChr m:val="("/>
-            <m:sepChr m:val=""/>
-            <m:endChr m:val=")"/>
-            <m:grow/>
-          </m:dPr>
-          <m:e>
-            <m:r>
-              <m:t>t</m:t>
-            </m:r>
-          </m:e>
-        </m:d>
-      </m:oMath>
-      <w:r>
-        <w:t xml:space="preserve">, скорость заражения снижается, и эпидемия постепенно затухает.</w:t>
+        <w:t xml:space="preserve">Такое поведение соответствует эпидемическому процессу с конечным числом населения. В начальный момент происходит активное распространение инфекции, затем по мере уменьшения числа восприимчивых скорость заражения падает, и эпидемия затухает.</w:t>
       </w:r>
     </w:p>
     <w:p>
@@ -23808,7 +23626,7 @@
         <w:pStyle w:val="BodyText"/>
       </w:pPr>
       <w:r>
-        <w:t xml:space="preserve">Фазовая траектория имеет вид незамкнутой кривой. Сначала она поднимается вверх, что соответствует росту</w:t>
+        <w:t xml:space="preserve">Фазовый портрет имеет вид незамкнутой кривой, которая сначала поднимается вверх (рост</w:t>
       </w:r>
       <w:r>
         <w:t xml:space="preserve"> </w:t>
@@ -23817,19 +23635,6 @@
         <m:r>
           <m:t>I</m:t>
         </m:r>
-        <m:d>
-          <m:dPr>
-            <m:begChr m:val="("/>
-            <m:sepChr m:val=""/>
-            <m:endChr m:val=")"/>
-            <m:grow/>
-          </m:dPr>
-          <m:e>
-            <m:r>
-              <m:t>t</m:t>
-            </m:r>
-          </m:e>
-        </m:d>
       </m:oMath>
       <w:r>
         <w:t xml:space="preserve"> </w:t>
@@ -23844,22 +23649,9 @@
         <m:r>
           <m:t>S</m:t>
         </m:r>
-        <m:d>
-          <m:dPr>
-            <m:begChr m:val="("/>
-            <m:sepChr m:val=""/>
-            <m:endChr m:val=")"/>
-            <m:grow/>
-          </m:dPr>
-          <m:e>
-            <m:r>
-              <m:t>t</m:t>
-            </m:r>
-          </m:e>
-        </m:d>
       </m:oMath>
       <w:r>
-        <w:t xml:space="preserve">. Затем траектория плавно опускается, отражая спад числа инфицированных после прохождения пика.</w:t>
+        <w:t xml:space="preserve">), затем плавно спускается вниз. Это отражает переход системы через максимум числа инфицированных и дальнейшее затухание эпидемии.</w:t>
       </w:r>
     </w:p>
     <w:p>
@@ -23867,7 +23659,7 @@
         <w:pStyle w:val="BodyText"/>
       </w:pPr>
       <w:r>
-        <w:t xml:space="preserve">В отличие от первой модели, здесь система стремится к устойчивому предельному состоянию:</w:t>
+        <w:t xml:space="preserve">В отличие от первой модели, здесь наблюдается устойчивое стремление к стационарному состоянию:</w:t>
       </w:r>
       <w:r>
         <w:t xml:space="preserve"> </w:t>
@@ -23927,7 +23719,7 @@
         <w:t xml:space="preserve"> </w:t>
       </w:r>
       <w:r>
-        <w:t xml:space="preserve">выходит на остаточный уровень, а</w:t>
+        <w:t xml:space="preserve">достигает некоторого остаточного уровня, а</w:t>
       </w:r>
       <w:r>
         <w:t xml:space="preserve"> </w:t>
@@ -23954,7 +23746,7 @@
         <w:t xml:space="preserve"> </w:t>
       </w:r>
       <w:r>
-        <w:t xml:space="preserve">достигает конечного значения.</w:t>
+        <w:t xml:space="preserve">фиксируется на конечном значении.</w:t>
       </w:r>
     </w:p>
     <w:bookmarkEnd w:id="70"/>
@@ -24064,7 +23856,7 @@
         <w:pStyle w:val="BodyText"/>
       </w:pPr>
       <w:r>
-        <w:t xml:space="preserve">Сравнение траекторий</w:t>
+        <w:t xml:space="preserve">Анализ траекторий</w:t>
       </w:r>
       <w:r>
         <w:t xml:space="preserve"> </w:t>
@@ -24091,7 +23883,7 @@
         <w:t xml:space="preserve"> </w:t>
       </w:r>
       <w:r>
-        <w:t xml:space="preserve">показывает, что модели по-разному реагируют на изменение параметров. В первой модели (case1) значение</w:t>
+        <w:t xml:space="preserve">показывает различное поведение моделей при изменении параметров. Для первой модели (case1) значение</w:t>
       </w:r>
       <w:r>
         <w:t xml:space="preserve"> </w:t>
@@ -24118,7 +23910,7 @@
         <w:t xml:space="preserve"> </w:t>
       </w:r>
       <w:r>
-        <w:t xml:space="preserve">остаётся неизменным для всех рассмотренных параметров. Это связано с тем, что в данном режиме выполняется уравнение</w:t>
+        <w:t xml:space="preserve">остаётся постоянным при любых параметрах, что связано с уравнением</w:t>
       </w:r>
       <w:r>
         <w:t xml:space="preserve"> </w:t>
@@ -24153,7 +23945,7 @@
         </m:r>
       </m:oMath>
       <w:r>
-        <w:t xml:space="preserve">. Следовательно, изменение коэффициентов не оказывает влияния на число восприимчивых особей.</w:t>
+        <w:t xml:space="preserve">. Таким образом, параметрическое изменение коэффициентов не влияет на динамику восприимчивых.</w:t>
       </w:r>
     </w:p>
     <w:p>
@@ -24161,7 +23953,7 @@
         <w:pStyle w:val="BodyText"/>
       </w:pPr>
       <w:r>
-        <w:t xml:space="preserve">Во второй модели (case2) величина</w:t>
+        <w:t xml:space="preserve">Во второй модели (case2) наблюдается экспоненциальное убывание</w:t>
       </w:r>
       <w:r>
         <w:t xml:space="preserve"> </w:t>
@@ -24185,10 +23977,7 @@
         </m:d>
       </m:oMath>
       <w:r>
-        <w:t xml:space="preserve"> </w:t>
-      </w:r>
-      <w:r>
-        <w:t xml:space="preserve">убывает. Причём скорость убывания заметно зависит от параметра</w:t>
+        <w:t xml:space="preserve">, причём скорость уменьшения существенно зависит от параметра</w:t>
       </w:r>
       <w:r>
         <w:t xml:space="preserve"> </w:t>
@@ -24213,7 +24002,7 @@
         <w:t xml:space="preserve"> </w:t>
       </w:r>
       <w:r>
-        <w:t xml:space="preserve">восприимчивые особи переходят в другие группы быстрее, что соответствует более интенсивному заражению.</w:t>
+        <w:t xml:space="preserve">восприимчивые уменьшаются быстрее, что соответствует ускорению процесса заражения.</w:t>
       </w:r>
     </w:p>
     <w:p>
@@ -24221,7 +24010,7 @@
         <w:pStyle w:val="BodyText"/>
       </w:pPr>
       <w:r>
-        <w:t xml:space="preserve">Основные результаты:</w:t>
+        <w:t xml:space="preserve">Основные наблюдения:</w:t>
       </w:r>
     </w:p>
     <w:p>
@@ -24229,11 +24018,11 @@
         <w:pStyle w:val="Compact"/>
         <w:numPr>
           <w:ilvl w:val="0"/>
-          <w:numId w:val="1003"/>
+          <w:numId w:val="1002"/>
         </w:numPr>
       </w:pPr>
       <w:r>
-        <w:t xml:space="preserve">в первой модели значение</w:t>
+        <w:t xml:space="preserve">в первой модели</w:t>
       </w:r>
       <w:r>
         <w:t xml:space="preserve"> </w:t>
@@ -24260,7 +24049,7 @@
         <w:t xml:space="preserve"> </w:t>
       </w:r>
       <w:r>
-        <w:t xml:space="preserve">остаётся постоянным;</w:t>
+        <w:t xml:space="preserve">не изменяется;</w:t>
       </w:r>
     </w:p>
     <w:p>
@@ -24268,11 +24057,38 @@
         <w:pStyle w:val="Compact"/>
         <w:numPr>
           <w:ilvl w:val="0"/>
-          <w:numId w:val="1003"/>
+          <w:numId w:val="1002"/>
         </w:numPr>
       </w:pPr>
       <w:r>
-        <w:t xml:space="preserve">во второй модели число восприимчивых монотонно уменьшается;</w:t>
+        <w:t xml:space="preserve">во второй модели</w:t>
+      </w:r>
+      <w:r>
+        <w:t xml:space="preserve"> </w:t>
+      </w:r>
+      <m:oMath>
+        <m:r>
+          <m:t>S</m:t>
+        </m:r>
+        <m:d>
+          <m:dPr>
+            <m:begChr m:val="("/>
+            <m:sepChr m:val=""/>
+            <m:endChr m:val=")"/>
+            <m:grow/>
+          </m:dPr>
+          <m:e>
+            <m:r>
+              <m:t>t</m:t>
+            </m:r>
+          </m:e>
+        </m:d>
+      </m:oMath>
+      <w:r>
+        <w:t xml:space="preserve"> </w:t>
+      </w:r>
+      <w:r>
+        <w:t xml:space="preserve">убывает;</w:t>
       </w:r>
     </w:p>
     <w:p>
@@ -24280,7 +24096,7 @@
         <w:pStyle w:val="Compact"/>
         <w:numPr>
           <w:ilvl w:val="0"/>
-          <w:numId w:val="1003"/>
+          <w:numId w:val="1002"/>
         </w:numPr>
       </w:pPr>
       <w:r>
@@ -24298,18 +24114,7 @@
         <w:t xml:space="preserve"> </w:t>
       </w:r>
       <w:r>
-        <w:t xml:space="preserve">определяет интенсивность уменьшения группы</w:t>
-      </w:r>
-      <w:r>
-        <w:t xml:space="preserve"> </w:t>
-      </w:r>
-      <m:oMath>
-        <m:r>
-          <m:t>S</m:t>
-        </m:r>
-      </m:oMath>
-      <w:r>
-        <w:t xml:space="preserve">.</w:t>
+        <w:t xml:space="preserve">определяет скорость убывания восприимчивых.</w:t>
       </w:r>
     </w:p>
     <w:bookmarkEnd w:id="75"/>
@@ -24409,7 +24214,7 @@
         <w:pStyle w:val="BodyText"/>
       </w:pPr>
       <w:r>
-        <w:t xml:space="preserve">Для первой модели во всех экспериментах наблюдается экспоненциальный рост</w:t>
+        <w:t xml:space="preserve">Для первой модели наблюдается экспоненциальный рост</w:t>
       </w:r>
       <w:r>
         <w:t xml:space="preserve"> </w:t>
@@ -24433,7 +24238,10 @@
         </m:d>
       </m:oMath>
       <w:r>
-        <w:t xml:space="preserve">. При увеличении параметра</w:t>
+        <w:t xml:space="preserve"> </w:t>
+      </w:r>
+      <w:r>
+        <w:t xml:space="preserve">для всех значений параметров. При увеличении параметра</w:t>
       </w:r>
       <w:r>
         <w:t xml:space="preserve"> </w:t>
@@ -24447,7 +24255,7 @@
         <w:t xml:space="preserve"> </w:t>
       </w:r>
       <w:r>
-        <w:t xml:space="preserve">скорость роста становится значительно выше, из-за чего число инфицированных достигает крайне больших значений.</w:t>
+        <w:t xml:space="preserve">скорость роста существенно возрастает, что приводит к крайне большим значениям инфицированных.</w:t>
       </w:r>
     </w:p>
     <w:p>
@@ -24455,7 +24263,7 @@
         <w:pStyle w:val="BodyText"/>
       </w:pPr>
       <w:r>
-        <w:t xml:space="preserve">Во второй модели динамика имеет иной характер. Сначала количество инфицированных увеличивается, затем достигает максимума, после чего постепенно уменьшается. Параметр</w:t>
+        <w:t xml:space="preserve">Во второй модели динамика существенно отличается. Число инфицированных сначала увеличивается, достигая максимума, а затем уменьшается. Изменение параметра</w:t>
       </w:r>
       <w:r>
         <w:t xml:space="preserve"> </w:t>
@@ -24469,7 +24277,7 @@
         <w:t xml:space="preserve"> </w:t>
       </w:r>
       <w:r>
-        <w:t xml:space="preserve">влияет как на высоту пика, так и на момент его достижения. При больших значениях</w:t>
+        <w:t xml:space="preserve">влияет на высоту пика и скорость его достижения: при больших значениях</w:t>
       </w:r>
       <w:r>
         <w:t xml:space="preserve"> </w:t>
@@ -24483,15 +24291,7 @@
         <w:t xml:space="preserve"> </w:t>
       </w:r>
       <w:r>
-        <w:t xml:space="preserve">максимум наступает быстрее, но последующий спад также происходит более интенсивно.</w:t>
-      </w:r>
-    </w:p>
-    <w:p>
-      <w:pPr>
-        <w:pStyle w:val="BodyText"/>
-      </w:pPr>
-      <w:r>
-        <w:t xml:space="preserve">Можно выделить следующие особенности:</w:t>
+        <w:t xml:space="preserve">пик достигается быстрее, но также быстрее происходит спад.</w:t>
       </w:r>
     </w:p>
     <w:p>
@@ -24499,11 +24299,11 @@
         <w:pStyle w:val="Compact"/>
         <w:numPr>
           <w:ilvl w:val="0"/>
-          <w:numId w:val="1004"/>
+          <w:numId w:val="1003"/>
         </w:numPr>
       </w:pPr>
       <w:r>
-        <w:t xml:space="preserve">первая модель приводит к неограниченному росту инфицированных;</w:t>
+        <w:t xml:space="preserve">первая модель демонстрирует неограниченный рост инфицированных;</w:t>
       </w:r>
     </w:p>
     <w:p>
@@ -24511,11 +24311,11 @@
         <w:pStyle w:val="Compact"/>
         <w:numPr>
           <w:ilvl w:val="0"/>
-          <w:numId w:val="1004"/>
+          <w:numId w:val="1003"/>
         </w:numPr>
       </w:pPr>
       <w:r>
-        <w:t xml:space="preserve">вторая модель формирует типичную эпидемическую волну;</w:t>
+        <w:t xml:space="preserve">вторая модель демонстрирует типичную эпидемическую волну;</w:t>
       </w:r>
     </w:p>
     <w:p>
@@ -24523,11 +24323,11 @@
         <w:pStyle w:val="Compact"/>
         <w:numPr>
           <w:ilvl w:val="0"/>
-          <w:numId w:val="1004"/>
+          <w:numId w:val="1003"/>
         </w:numPr>
       </w:pPr>
       <w:r>
-        <w:t xml:space="preserve">параметры определяют скорость распространения и масштаб эпидемии.</w:t>
+        <w:t xml:space="preserve">параметры управляют скоростью и масштабом распространения инфекции.</w:t>
       </w:r>
     </w:p>
     <w:bookmarkEnd w:id="79"/>
@@ -24627,7 +24427,7 @@
         <w:pStyle w:val="BodyText"/>
       </w:pPr>
       <w:r>
-        <w:t xml:space="preserve">В первой модели значение</w:t>
+        <w:t xml:space="preserve">Для первой модели наблюдается убывание</w:t>
       </w:r>
       <w:r>
         <w:t xml:space="preserve"> </w:t>
@@ -24651,10 +24451,7 @@
         </m:d>
       </m:oMath>
       <w:r>
-        <w:t xml:space="preserve"> </w:t>
-      </w:r>
-      <w:r>
-        <w:t xml:space="preserve">уменьшается и со временем становится отрицательным. По модулю эта величина быстро возрастает, что указывает на некорректность данной модели с точки зрения физического смысла переменных.</w:t>
+        <w:t xml:space="preserve">, причём значения становятся отрицательными и по модулю быстро возрастают. Это отражает некорректность модели и отсутствие физического смысла переменной.</w:t>
       </w:r>
     </w:p>
     <w:p>
@@ -24662,7 +24459,7 @@
         <w:pStyle w:val="BodyText"/>
       </w:pPr>
       <w:r>
-        <w:t xml:space="preserve">Во второй модели</w:t>
+        <w:t xml:space="preserve">Во второй модели, напротив,</w:t>
       </w:r>
       <w:r>
         <w:t xml:space="preserve"> </w:t>
@@ -24686,7 +24483,30 @@
         </m:d>
       </m:oMath>
       <w:r>
-        <w:t xml:space="preserve">, напротив, монотонно возрастает и стремится к некоторому предельному значению. Это соответствует накоплению выздоровевших или выбывших из процесса заражения особей. При более интенсивном заражении рост</w:t>
+        <w:t xml:space="preserve"> </w:t>
+      </w:r>
+      <w:r>
+        <w:t xml:space="preserve">монотонно возрастает и стремится к некоторому предельному значению. Параметры влияют на скорость роста: при более интенсивном заражении процесс накопления выбывших происходит быстрее.</w:t>
+      </w:r>
+    </w:p>
+    <w:p>
+      <w:pPr>
+        <w:pStyle w:val="BodyText"/>
+      </w:pPr>
+      <w:r>
+        <w:t xml:space="preserve">Следовательно:</w:t>
+      </w:r>
+    </w:p>
+    <w:p>
+      <w:pPr>
+        <w:pStyle w:val="Compact"/>
+        <w:numPr>
+          <w:ilvl w:val="0"/>
+          <w:numId w:val="1004"/>
+        </w:numPr>
+      </w:pPr>
+      <w:r>
+        <w:t xml:space="preserve">первая модель ведёт к нефизичным значениям</w:t>
       </w:r>
       <w:r>
         <w:t xml:space="preserve"> </w:t>
@@ -24710,18 +24530,7 @@
         </m:d>
       </m:oMath>
       <w:r>
-        <w:t xml:space="preserve"> </w:t>
-      </w:r>
-      <w:r>
-        <w:t xml:space="preserve">происходит быстрее.</w:t>
-      </w:r>
-    </w:p>
-    <w:p>
-      <w:pPr>
-        <w:pStyle w:val="BodyText"/>
-      </w:pPr>
-      <w:r>
-        <w:t xml:space="preserve">Следовательно:</w:t>
+        <w:t xml:space="preserve">;</w:t>
       </w:r>
     </w:p>
     <w:p>
@@ -24729,35 +24538,11 @@
         <w:pStyle w:val="Compact"/>
         <w:numPr>
           <w:ilvl w:val="0"/>
-          <w:numId w:val="1005"/>
+          <w:numId w:val="1004"/>
         </w:numPr>
       </w:pPr>
       <w:r>
-        <w:t xml:space="preserve">первая модель даёт нефизичные значения</w:t>
-      </w:r>
-      <w:r>
-        <w:t xml:space="preserve"> </w:t>
-      </w:r>
-      <m:oMath>
-        <m:r>
-          <m:t>R</m:t>
-        </m:r>
-        <m:d>
-          <m:dPr>
-            <m:begChr m:val="("/>
-            <m:sepChr m:val=""/>
-            <m:endChr m:val=")"/>
-            <m:grow/>
-          </m:dPr>
-          <m:e>
-            <m:r>
-              <m:t>t</m:t>
-            </m:r>
-          </m:e>
-        </m:d>
-      </m:oMath>
-      <w:r>
-        <w:t xml:space="preserve">;</w:t>
+        <w:t xml:space="preserve">вторая модель демонстрирует накопление переболевших;</w:t>
       </w:r>
     </w:p>
     <w:p>
@@ -24765,50 +24550,11 @@
         <w:pStyle w:val="Compact"/>
         <w:numPr>
           <w:ilvl w:val="0"/>
-          <w:numId w:val="1005"/>
+          <w:numId w:val="1004"/>
         </w:numPr>
       </w:pPr>
       <w:r>
-        <w:t xml:space="preserve">во второй модели наблюдается естественное накопление выздоровевших;</w:t>
-      </w:r>
-    </w:p>
-    <w:p>
-      <w:pPr>
-        <w:pStyle w:val="Compact"/>
-        <w:numPr>
-          <w:ilvl w:val="0"/>
-          <w:numId w:val="1005"/>
-        </w:numPr>
-      </w:pPr>
-      <w:r>
-        <w:t xml:space="preserve">параметры влияют на скорость выхода</w:t>
-      </w:r>
-      <w:r>
-        <w:t xml:space="preserve"> </w:t>
-      </w:r>
-      <m:oMath>
-        <m:r>
-          <m:t>R</m:t>
-        </m:r>
-        <m:d>
-          <m:dPr>
-            <m:begChr m:val="("/>
-            <m:sepChr m:val=""/>
-            <m:endChr m:val=")"/>
-            <m:grow/>
-          </m:dPr>
-          <m:e>
-            <m:r>
-              <m:t>t</m:t>
-            </m:r>
-          </m:e>
-        </m:d>
-      </m:oMath>
-      <w:r>
-        <w:t xml:space="preserve"> </w:t>
-      </w:r>
-      <w:r>
-        <w:t xml:space="preserve">на предельный уровень.</w:t>
+        <w:t xml:space="preserve">параметры влияют на скорость насыщения.</w:t>
       </w:r>
     </w:p>
     <w:bookmarkEnd w:id="83"/>
@@ -24881,7 +24627,7 @@
         <w:pStyle w:val="BodyText"/>
       </w:pPr>
       <w:r>
-        <w:t xml:space="preserve">Фазовые портреты наглядно показывают принципиальное различие между двумя моделями.</w:t>
+        <w:t xml:space="preserve">Фазовые портреты демонстрируют принципиальное различие между моделями.</w:t>
       </w:r>
     </w:p>
     <w:p>
@@ -24889,7 +24635,7 @@
         <w:pStyle w:val="BodyText"/>
       </w:pPr>
       <w:r>
-        <w:t xml:space="preserve">В первой модели все траектории имеют вид вертикальных линий. Это связано с тем, что значение</w:t>
+        <w:t xml:space="preserve">Для первой модели все траектории вырождаются в вертикальные линии, поскольку</w:t>
       </w:r>
       <w:r>
         <w:t xml:space="preserve"> </w:t>
@@ -24898,49 +24644,12 @@
         <m:r>
           <m:t>S</m:t>
         </m:r>
-        <m:d>
-          <m:dPr>
-            <m:begChr m:val="("/>
-            <m:sepChr m:val=""/>
-            <m:endChr m:val=")"/>
-            <m:grow/>
-          </m:dPr>
-          <m:e>
-            <m:r>
-              <m:t>t</m:t>
-            </m:r>
-          </m:e>
-        </m:d>
       </m:oMath>
       <w:r>
         <w:t xml:space="preserve"> </w:t>
       </w:r>
       <w:r>
-        <w:t xml:space="preserve">не меняется, а динамика происходит только за счёт изменения</w:t>
-      </w:r>
-      <w:r>
-        <w:t xml:space="preserve"> </w:t>
-      </w:r>
-      <m:oMath>
-        <m:r>
-          <m:t>I</m:t>
-        </m:r>
-        <m:d>
-          <m:dPr>
-            <m:begChr m:val="("/>
-            <m:sepChr m:val=""/>
-            <m:endChr m:val=")"/>
-            <m:grow/>
-          </m:dPr>
-          <m:e>
-            <m:r>
-              <m:t>t</m:t>
-            </m:r>
-          </m:e>
-        </m:d>
-      </m:oMath>
-      <w:r>
-        <w:t xml:space="preserve">. Поэтому система фактически не демонстрирует полноценного двумерного поведения.</w:t>
+        <w:t xml:space="preserve">не изменяется. Это означает отсутствие полноценной двумерной динамики.</w:t>
       </w:r>
     </w:p>
     <w:p>
@@ -24948,7 +24657,7 @@
         <w:pStyle w:val="BodyText"/>
       </w:pPr>
       <w:r>
-        <w:t xml:space="preserve">Во второй модели фазовые траектории представлены кривыми, характерными для эпидемического процесса. На первом этапе число инфицированных растёт при уменьшении числа восприимчивых. На втором этапе, после прохождения максимума,</w:t>
+        <w:t xml:space="preserve">Для второй модели фазовые траектории имеют характерный вид кривых, отражающих эпидемический процесс: сначала рост</w:t>
       </w:r>
       <w:r>
         <w:t xml:space="preserve"> </w:t>
@@ -24957,25 +24666,12 @@
         <m:r>
           <m:t>I</m:t>
         </m:r>
-        <m:d>
-          <m:dPr>
-            <m:begChr m:val="("/>
-            <m:sepChr m:val=""/>
-            <m:endChr m:val=")"/>
-            <m:grow/>
-          </m:dPr>
-          <m:e>
-            <m:r>
-              <m:t>t</m:t>
-            </m:r>
-          </m:e>
-        </m:d>
       </m:oMath>
       <w:r>
         <w:t xml:space="preserve"> </w:t>
       </w:r>
       <w:r>
-        <w:t xml:space="preserve">снижается, а</w:t>
+        <w:t xml:space="preserve">при уменьшении</w:t>
       </w:r>
       <w:r>
         <w:t xml:space="preserve"> </w:t>
@@ -24984,25 +24680,34 @@
         <m:r>
           <m:t>S</m:t>
         </m:r>
-        <m:d>
-          <m:dPr>
-            <m:begChr m:val="("/>
-            <m:sepChr m:val=""/>
-            <m:endChr m:val=")"/>
-            <m:grow/>
-          </m:dPr>
-          <m:e>
-            <m:r>
-              <m:t>t</m:t>
-            </m:r>
-          </m:e>
-        </m:d>
       </m:oMath>
       <w:r>
-        <w:t xml:space="preserve"> </w:t>
-      </w:r>
-      <w:r>
-        <w:t xml:space="preserve">продолжает уменьшаться.</w:t>
+        <w:t xml:space="preserve">, затем спад</w:t>
+      </w:r>
+      <w:r>
+        <w:t xml:space="preserve"> </w:t>
+      </w:r>
+      <m:oMath>
+        <m:r>
+          <m:t>I</m:t>
+        </m:r>
+      </m:oMath>
+      <w:r>
+        <w:t xml:space="preserve"> </w:t>
+      </w:r>
+      <w:r>
+        <w:t xml:space="preserve">при дальнейшем уменьшении</w:t>
+      </w:r>
+      <w:r>
+        <w:t xml:space="preserve"> </w:t>
+      </w:r>
+      <m:oMath>
+        <m:r>
+          <m:t>S</m:t>
+        </m:r>
+      </m:oMath>
+      <w:r>
+        <w:t xml:space="preserve">.</w:t>
       </w:r>
     </w:p>
     <w:p>
@@ -25010,7 +24715,7 @@
         <w:pStyle w:val="BodyText"/>
       </w:pPr>
       <w:r>
-        <w:t xml:space="preserve">Таким образом, изменение параметров не меняет качественную структуру поведения моделей:</w:t>
+        <w:t xml:space="preserve">Следовательно, параметрическое изменение не меняет качественную структуру моделей:</w:t>
       </w:r>
     </w:p>
     <w:p>
@@ -25018,7 +24723,7 @@
         <w:pStyle w:val="Compact"/>
         <w:numPr>
           <w:ilvl w:val="0"/>
-          <w:numId w:val="1006"/>
+          <w:numId w:val="1005"/>
         </w:numPr>
       </w:pPr>
       <w:r>
@@ -25030,11 +24735,11 @@
         <w:pStyle w:val="Compact"/>
         <w:numPr>
           <w:ilvl w:val="0"/>
-          <w:numId w:val="1006"/>
+          <w:numId w:val="1005"/>
         </w:numPr>
       </w:pPr>
       <w:r>
-        <w:t xml:space="preserve">вторая модель сохраняет реалистичную эпидемическую динамику.</w:t>
+        <w:t xml:space="preserve">вторая модель сохраняет реалистичную динамику эпидемии.</w:t>
       </w:r>
     </w:p>
     <w:bookmarkEnd w:id="87"/>
@@ -25107,7 +24812,7 @@
         <w:pStyle w:val="BodyText"/>
       </w:pPr>
       <w:r>
-        <w:t xml:space="preserve">Для количественной оценки конечного состояния системы использовалась метрика:</w:t>
+        <w:t xml:space="preserve">Рассматривалась метрика</w:t>
       </w:r>
     </w:p>
     <w:p>
@@ -25304,7 +25009,7 @@
         <w:pStyle w:val="FirstParagraph"/>
       </w:pPr>
       <w:r>
-        <w:t xml:space="preserve">В первой модели значение</w:t>
+        <w:t xml:space="preserve">Для первой модели значение</w:t>
       </w:r>
       <w:r>
         <w:t xml:space="preserve"> </w:t>
@@ -25322,7 +25027,7 @@
         <w:t xml:space="preserve"> </w:t>
       </w:r>
       <w:r>
-        <w:t xml:space="preserve">быстро увеличивается при росте параметра</w:t>
+        <w:t xml:space="preserve">быстро возрастает при увеличении параметра</w:t>
       </w:r>
       <w:r>
         <w:t xml:space="preserve"> </w:t>
@@ -25333,7 +25038,7 @@
         </m:r>
       </m:oMath>
       <w:r>
-        <w:t xml:space="preserve">. Это объясняется экспоненциальным увеличением</w:t>
+        <w:t xml:space="preserve">. Это связано с экспоненциальным ростом</w:t>
       </w:r>
       <w:r>
         <w:t xml:space="preserve"> </w:t>
@@ -25360,7 +25065,7 @@
         <w:t xml:space="preserve"> </w:t>
       </w:r>
       <w:r>
-        <w:t xml:space="preserve">и одновременным уходом</w:t>
+        <w:t xml:space="preserve">и убыванием</w:t>
       </w:r>
       <w:r>
         <w:t xml:space="preserve"> </w:t>
@@ -25384,10 +25089,7 @@
         </m:d>
       </m:oMath>
       <w:r>
-        <w:t xml:space="preserve"> </w:t>
-      </w:r>
-      <w:r>
-        <w:t xml:space="preserve">в отрицательную область. В результате итоговая норма становится очень большой.</w:t>
+        <w:t xml:space="preserve">, что приводит к большим значениям нормы.</w:t>
       </w:r>
     </w:p>
     <w:p>
@@ -25395,7 +25097,7 @@
         <w:pStyle w:val="BodyText"/>
       </w:pPr>
       <w:r>
-        <w:t xml:space="preserve">Во второй модели значения этой метрики существенно меньше и изменяются более плавно. Это связано с тем, что система выходит на стационарное состояние, при котором</w:t>
+        <w:t xml:space="preserve">Для второй модели значения метрики значительно меньше и изменяются более плавно. Это объясняется тем, что система стремится к стационарному состоянию, в котором</w:t>
       </w:r>
       <w:r>
         <w:t xml:space="preserve"> </w:t>
@@ -25428,7 +25130,7 @@
         </m:r>
       </m:oMath>
       <w:r>
-        <w:t xml:space="preserve">, а значения</w:t>
+        <w:t xml:space="preserve">, а</w:t>
       </w:r>
       <w:r>
         <w:t xml:space="preserve"> </w:t>
@@ -25437,19 +25139,6 @@
         <m:r>
           <m:t>S</m:t>
         </m:r>
-        <m:d>
-          <m:dPr>
-            <m:begChr m:val="("/>
-            <m:sepChr m:val=""/>
-            <m:endChr m:val=")"/>
-            <m:grow/>
-          </m:dPr>
-          <m:e>
-            <m:r>
-              <m:t>t</m:t>
-            </m:r>
-          </m:e>
-        </m:d>
       </m:oMath>
       <w:r>
         <w:t xml:space="preserve"> </w:t>
@@ -25464,33 +25153,12 @@
         <m:r>
           <m:t>R</m:t>
         </m:r>
-        <m:d>
-          <m:dPr>
-            <m:begChr m:val="("/>
-            <m:sepChr m:val=""/>
-            <m:endChr m:val=")"/>
-            <m:grow/>
-          </m:dPr>
-          <m:e>
-            <m:r>
-              <m:t>t</m:t>
-            </m:r>
-          </m:e>
-        </m:d>
       </m:oMath>
       <w:r>
         <w:t xml:space="preserve"> </w:t>
       </w:r>
       <w:r>
-        <w:t xml:space="preserve">остаются конечными.</w:t>
-      </w:r>
-    </w:p>
-    <w:p>
-      <w:pPr>
-        <w:pStyle w:val="BodyText"/>
-      </w:pPr>
-      <w:r>
-        <w:t xml:space="preserve">Итоговые наблюдения:</w:t>
+        <w:t xml:space="preserve">принимают конечные значения.</w:t>
       </w:r>
     </w:p>
     <w:p>
@@ -25498,11 +25166,11 @@
         <w:pStyle w:val="Compact"/>
         <w:numPr>
           <w:ilvl w:val="0"/>
-          <w:numId w:val="1007"/>
+          <w:numId w:val="1006"/>
         </w:numPr>
       </w:pPr>
       <w:r>
-        <w:t xml:space="preserve">в первой модели метрика растёт практически без ограничения;</w:t>
+        <w:t xml:space="preserve">в первой модели метрика растёт без ограничения;</w:t>
       </w:r>
     </w:p>
     <w:p>
@@ -25510,11 +25178,11 @@
         <w:pStyle w:val="Compact"/>
         <w:numPr>
           <w:ilvl w:val="0"/>
-          <w:numId w:val="1007"/>
+          <w:numId w:val="1006"/>
         </w:numPr>
       </w:pPr>
       <w:r>
-        <w:t xml:space="preserve">во второй модели она характеризует конечное устойчивое состояние системы.</w:t>
+        <w:t xml:space="preserve">во второй модели она отражает конечное состояние системы.</w:t>
       </w:r>
     </w:p>
     <w:bookmarkEnd w:id="91"/>
@@ -25639,7 +25307,7 @@
         <w:t xml:space="preserve"> </w:t>
       </w:r>
       <w:r>
-        <w:t xml:space="preserve">существенно зависит от параметров модели.</w:t>
+        <w:t xml:space="preserve">демонстрирует сильную зависимость от параметров.</w:t>
       </w:r>
     </w:p>
     <w:p>
@@ -25647,7 +25315,7 @@
         <w:pStyle w:val="BodyText"/>
       </w:pPr>
       <w:r>
-        <w:t xml:space="preserve">В первой модели значения</w:t>
+        <w:t xml:space="preserve">В первой модели</w:t>
       </w:r>
       <w:r>
         <w:t xml:space="preserve"> </w:t>
@@ -25676,7 +25344,7 @@
         <w:t xml:space="preserve"> </w:t>
       </w:r>
       <w:r>
-        <w:t xml:space="preserve">становятся крайне большими, поскольку система не содержит механизма, который мог бы ограничить рост числа инфицированных. При увеличении параметра</w:t>
+        <w:t xml:space="preserve">принимает крайне большие значения, что связано с отсутствием механизма ограничения роста. При увеличении параметра</w:t>
       </w:r>
       <w:r>
         <w:t xml:space="preserve"> </w:t>
@@ -25690,7 +25358,7 @@
         <w:t xml:space="preserve"> </w:t>
       </w:r>
       <w:r>
-        <w:t xml:space="preserve">максимум резко возрастает.</w:t>
+        <w:t xml:space="preserve">наблюдается резкий рост максимума.</w:t>
       </w:r>
     </w:p>
     <w:p>
@@ -25698,7 +25366,7 @@
         <w:pStyle w:val="BodyText"/>
       </w:pPr>
       <w:r>
-        <w:t xml:space="preserve">Во второй модели величина</w:t>
+        <w:t xml:space="preserve">Во второй модели</w:t>
       </w:r>
       <w:r>
         <w:t xml:space="preserve"> </w:t>
@@ -25727,7 +25395,7 @@
         <w:t xml:space="preserve"> </w:t>
       </w:r>
       <w:r>
-        <w:t xml:space="preserve">остаётся конечной. Она зависит от параметра</w:t>
+        <w:t xml:space="preserve">имеет конечные значения и зависит от параметра</w:t>
       </w:r>
       <w:r>
         <w:t xml:space="preserve"> </w:t>
@@ -25738,7 +25406,21 @@
         </m:r>
       </m:oMath>
       <w:r>
-        <w:t xml:space="preserve">: при увеличении интенсивности заражения пик достигается быстрее, однако его значение ограничено размером популяции и структурой модели.</w:t>
+        <w:t xml:space="preserve">. При увеличении</w:t>
+      </w:r>
+      <w:r>
+        <w:t xml:space="preserve"> </w:t>
+      </w:r>
+      <m:oMath>
+        <m:r>
+          <m:t>a</m:t>
+        </m:r>
+      </m:oMath>
+      <w:r>
+        <w:t xml:space="preserve"> </w:t>
+      </w:r>
+      <w:r>
+        <w:t xml:space="preserve">пик инфицированных достигается быстрее, однако его величина ограничена.</w:t>
       </w:r>
     </w:p>
     <w:p>
@@ -25754,11 +25436,11 @@
         <w:pStyle w:val="Compact"/>
         <w:numPr>
           <w:ilvl w:val="0"/>
-          <w:numId w:val="1008"/>
+          <w:numId w:val="1007"/>
         </w:numPr>
       </w:pPr>
       <w:r>
-        <w:t xml:space="preserve">первая модель приводит к неограниченному увеличению</w:t>
+        <w:t xml:space="preserve">первая модель приводит к неограниченному росту</w:t>
       </w:r>
       <w:r>
         <w:t xml:space="preserve"> </w:t>
@@ -25792,11 +25474,11 @@
         <w:pStyle w:val="Compact"/>
         <w:numPr>
           <w:ilvl w:val="0"/>
-          <w:numId w:val="1008"/>
+          <w:numId w:val="1007"/>
         </w:numPr>
       </w:pPr>
       <w:r>
-        <w:t xml:space="preserve">вторая модель описывает ограниченную эпидемическую волну.</w:t>
+        <w:t xml:space="preserve">вторая модель демонстрирует контролируемую эпидемическую волну.</w:t>
       </w:r>
     </w:p>
     <w:bookmarkEnd w:id="95"/>
@@ -25869,10 +25551,7 @@
         <w:pStyle w:val="BodyText"/>
       </w:pPr>
       <w:r>
-        <w:t xml:space="preserve">Результаты бенчмаркинга показывают, что время численного решения во всех проведённых экспериментах остаётся малым и имеет порядок</w:t>
-      </w:r>
-      <w:r>
-        <w:t xml:space="preserve"> </w:t>
+        <w:t xml:space="preserve">Бенчмаркинг показывает, что время численного решения во всех экспериментах остаётся очень малым и имеет один порядок величины (</w:t>
       </w:r>
       <m:oMath>
         <m:r>
@@ -25904,7 +25583,7 @@
         <w:t xml:space="preserve"> </w:t>
       </w:r>
       <w:r>
-        <w:t xml:space="preserve">сек.</w:t>
+        <w:t xml:space="preserve">сек).</w:t>
       </w:r>
     </w:p>
     <w:p>
@@ -25912,7 +25591,7 @@
         <w:pStyle w:val="BodyText"/>
       </w:pPr>
       <w:r>
-        <w:t xml:space="preserve">Для обеих моделей изменение параметров почти не влияет на вычислительные затраты. Небольшие колебания времени связаны с особенностями численного метода, а также с выбором адаптивного шага интегрирования.</w:t>
+        <w:t xml:space="preserve">Для обеих моделей изменение параметров оказывает незначительное влияние на время вычисления. Небольшие колебания времени связаны с особенностями численного метода и адаптивного шага интегрирования.</w:t>
       </w:r>
     </w:p>
     <w:p>
@@ -25920,7 +25599,54 @@
         <w:pStyle w:val="BodyText"/>
       </w:pPr>
       <w:r>
-        <w:t xml:space="preserve">Можно сделать следующие выводы:</w:t>
+        <w:t xml:space="preserve">Можно сделать вывод, что:</w:t>
+      </w:r>
+    </w:p>
+    <w:p>
+      <w:pPr>
+        <w:pStyle w:val="Compact"/>
+        <w:numPr>
+          <w:ilvl w:val="0"/>
+          <w:numId w:val="1008"/>
+        </w:numPr>
+      </w:pPr>
+      <w:r>
+        <w:t xml:space="preserve">обе модели эффективно решаются численно;</w:t>
+      </w:r>
+    </w:p>
+    <w:p>
+      <w:pPr>
+        <w:pStyle w:val="Compact"/>
+        <w:numPr>
+          <w:ilvl w:val="0"/>
+          <w:numId w:val="1008"/>
+        </w:numPr>
+      </w:pPr>
+      <w:r>
+        <w:t xml:space="preserve">изменение параметров практически не влияет на вычислительную сложность;</w:t>
+      </w:r>
+    </w:p>
+    <w:p>
+      <w:pPr>
+        <w:pStyle w:val="Compact"/>
+        <w:numPr>
+          <w:ilvl w:val="0"/>
+          <w:numId w:val="1008"/>
+        </w:numPr>
+      </w:pPr>
+      <w:r>
+        <w:t xml:space="preserve">даже при экспоненциальном росте решений (case1) метод остаётся устойчивым по времени вычисления.</w:t>
+      </w:r>
+    </w:p>
+    <w:bookmarkEnd w:id="99"/>
+    <w:bookmarkEnd w:id="100"/>
+    <w:bookmarkStart w:id="101" w:name="выводы"/>
+    <w:p>
+      <w:pPr>
+        <w:pStyle w:val="Heading2"/>
+      </w:pPr>
+      <w:r>
+        <w:t xml:space="preserve">5.24 Выводы</w:t>
       </w:r>
     </w:p>
     <w:p>
@@ -25932,7 +25658,7 @@
         </w:numPr>
       </w:pPr>
       <w:r>
-        <w:t xml:space="preserve">обе модели эффективно решаются численными методами;</w:t>
+        <w:t xml:space="preserve">Первая модель (case1) демонстрирует неограниченный экспоненциальный рост числа инфицированных при постоянном числе восприимчивых, что указывает на её нефизичность и отсутствие механизма стабилизации.</w:t>
       </w:r>
     </w:p>
     <w:p>
@@ -25944,7 +25670,7 @@
         </w:numPr>
       </w:pPr>
       <w:r>
-        <w:t xml:space="preserve">изменение параметров практически не увеличивает вычислительную сложность;</w:t>
+        <w:t xml:space="preserve">Вторая модель (case2) описывает типичную эпидемическую динамику: рост числа инфицированных с последующим спадом и переходом системы к стационарному состоянию.</w:t>
       </w:r>
     </w:p>
     <w:p>
@@ -25956,18 +25682,7 @@
         </w:numPr>
       </w:pPr>
       <w:r>
-        <w:t xml:space="preserve">даже при быстром росте решений в case1 время вычисления остаётся малым.</w:t>
-      </w:r>
-    </w:p>
-    <w:bookmarkEnd w:id="99"/>
-    <w:bookmarkEnd w:id="100"/>
-    <w:bookmarkStart w:id="101" w:name="выводы"/>
-    <w:p>
-      <w:pPr>
-        <w:pStyle w:val="Heading2"/>
-      </w:pPr>
-      <w:r>
-        <w:t xml:space="preserve">5.24 Выводы</w:t>
+        <w:t xml:space="preserve">Фазовые портреты подтверждают различие моделей: в первой модели наблюдается вырожденная динамика (вертикальная траектория), во второй — полноценная кривая, отражающая эпидемический процесс.</w:t>
       </w:r>
     </w:p>
     <w:p>
@@ -25975,11 +25690,67 @@
         <w:pStyle w:val="Compact"/>
         <w:numPr>
           <w:ilvl w:val="0"/>
-          <w:numId w:val="1010"/>
+          <w:numId w:val="1009"/>
         </w:numPr>
       </w:pPr>
       <w:r>
-        <w:t xml:space="preserve">Первая модель (case1) показывает неограниченный экспоненциальный рост числа инфицированных при постоянном числе восприимчивых, что делает её нефизичной.</w:t>
+        <w:t xml:space="preserve">Параметры</w:t>
+      </w:r>
+      <w:r>
+        <w:t xml:space="preserve"> </w:t>
+      </w:r>
+      <m:oMath>
+        <m:r>
+          <m:t>a</m:t>
+        </m:r>
+      </m:oMath>
+      <w:r>
+        <w:t xml:space="preserve"> </w:t>
+      </w:r>
+      <w:r>
+        <w:t xml:space="preserve">и</w:t>
+      </w:r>
+      <w:r>
+        <w:t xml:space="preserve"> </w:t>
+      </w:r>
+      <m:oMath>
+        <m:r>
+          <m:t>b</m:t>
+        </m:r>
+      </m:oMath>
+      <w:r>
+        <w:t xml:space="preserve"> </w:t>
+      </w:r>
+      <w:r>
+        <w:t xml:space="preserve">существенно влияют на динамику системы:</w:t>
+      </w:r>
+      <w:r>
+        <w:t xml:space="preserve"> </w:t>
+      </w:r>
+      <m:oMath>
+        <m:r>
+          <m:t>a</m:t>
+        </m:r>
+      </m:oMath>
+      <w:r>
+        <w:t xml:space="preserve"> </w:t>
+      </w:r>
+      <w:r>
+        <w:t xml:space="preserve">определяет скорость уменьшения восприимчивых, а</w:t>
+      </w:r>
+      <w:r>
+        <w:t xml:space="preserve"> </w:t>
+      </w:r>
+      <m:oMath>
+        <m:r>
+          <m:t>b</m:t>
+        </m:r>
+      </m:oMath>
+      <w:r>
+        <w:t xml:space="preserve"> </w:t>
+      </w:r>
+      <w:r>
+        <w:t xml:space="preserve">— интенсивность роста числа инфицированных.</w:t>
       </w:r>
     </w:p>
     <w:p>
@@ -25987,99 +25758,7 @@
         <w:pStyle w:val="Compact"/>
         <w:numPr>
           <w:ilvl w:val="0"/>
-          <w:numId w:val="1010"/>
-        </w:numPr>
-      </w:pPr>
-      <w:r>
-        <w:t xml:space="preserve">Во второй модели (case2) формируется типичная эпидемическая динамика: рост числа инфицированных, достижение максимума, последующий спад и выход системы на стационарный режим.</w:t>
-      </w:r>
-    </w:p>
-    <w:p>
-      <w:pPr>
-        <w:pStyle w:val="Compact"/>
-        <w:numPr>
-          <w:ilvl w:val="0"/>
-          <w:numId w:val="1010"/>
-        </w:numPr>
-      </w:pPr>
-      <w:r>
-        <w:t xml:space="preserve">Фазовые портреты подтверждают различие моделей: в case1 наблюдается вырожденная вертикальная траектория, а в case2 — полноценная кривая эпидемического процесса.</w:t>
-      </w:r>
-    </w:p>
-    <w:p>
-      <w:pPr>
-        <w:pStyle w:val="Compact"/>
-        <w:numPr>
-          <w:ilvl w:val="0"/>
-          <w:numId w:val="1010"/>
-        </w:numPr>
-      </w:pPr>
-      <w:r>
-        <w:t xml:space="preserve">Параметры</w:t>
-      </w:r>
-      <w:r>
-        <w:t xml:space="preserve"> </w:t>
-      </w:r>
-      <m:oMath>
-        <m:r>
-          <m:t>a</m:t>
-        </m:r>
-      </m:oMath>
-      <w:r>
-        <w:t xml:space="preserve"> </w:t>
-      </w:r>
-      <w:r>
-        <w:t xml:space="preserve">и</w:t>
-      </w:r>
-      <w:r>
-        <w:t xml:space="preserve"> </w:t>
-      </w:r>
-      <m:oMath>
-        <m:r>
-          <m:t>b</m:t>
-        </m:r>
-      </m:oMath>
-      <w:r>
-        <w:t xml:space="preserve"> </w:t>
-      </w:r>
-      <w:r>
-        <w:t xml:space="preserve">существенно влияют на развитие системы:</w:t>
-      </w:r>
-      <w:r>
-        <w:t xml:space="preserve"> </w:t>
-      </w:r>
-      <m:oMath>
-        <m:r>
-          <m:t>a</m:t>
-        </m:r>
-      </m:oMath>
-      <w:r>
-        <w:t xml:space="preserve"> </w:t>
-      </w:r>
-      <w:r>
-        <w:t xml:space="preserve">определяет скорость изменения числа восприимчивых, а</w:t>
-      </w:r>
-      <w:r>
-        <w:t xml:space="preserve"> </w:t>
-      </w:r>
-      <m:oMath>
-        <m:r>
-          <m:t>b</m:t>
-        </m:r>
-      </m:oMath>
-      <w:r>
-        <w:t xml:space="preserve"> </w:t>
-      </w:r>
-      <w:r>
-        <w:t xml:space="preserve">влияет на интенсивность роста числа инфицированных.</w:t>
-      </w:r>
-    </w:p>
-    <w:p>
-      <w:pPr>
-        <w:pStyle w:val="Compact"/>
-        <w:numPr>
-          <w:ilvl w:val="0"/>
-          <w:numId w:val="1010"/>
+          <w:numId w:val="1009"/>
         </w:numPr>
       </w:pPr>
       <w:r>
@@ -26101,7 +25780,7 @@
         <w:t xml:space="preserve"> </w:t>
       </w:r>
       <w:r>
-        <w:t xml:space="preserve">позволяет количественно отличить поведение моделей: в первой модели она резко возрастает, во второй — стабилизируется.</w:t>
+        <w:t xml:space="preserve">позволяет количественно различить модели: в первой она неограниченно возрастает, во второй — стабилизируется и отражает конечное состояние системы.</w:t>
       </w:r>
     </w:p>
     <w:p>
@@ -26109,7 +25788,7 @@
         <w:pStyle w:val="Compact"/>
         <w:numPr>
           <w:ilvl w:val="0"/>
-          <w:numId w:val="1010"/>
+          <w:numId w:val="1009"/>
         </w:numPr>
       </w:pPr>
       <w:r>
@@ -26142,7 +25821,7 @@
         <w:t xml:space="preserve"> </w:t>
       </w:r>
       <w:r>
-        <w:t xml:space="preserve">в первой модели растёт без ограничения, тогда как во второй модели остаётся конечным.</w:t>
+        <w:t xml:space="preserve">в первой модели растёт без ограничения, тогда как во второй остаётся конечным и зависит от параметров.</w:t>
       </w:r>
     </w:p>
     <w:p>
@@ -26150,11 +25829,11 @@
         <w:pStyle w:val="Compact"/>
         <w:numPr>
           <w:ilvl w:val="0"/>
-          <w:numId w:val="1010"/>
+          <w:numId w:val="1009"/>
         </w:numPr>
       </w:pPr>
       <w:r>
-        <w:t xml:space="preserve">Численное моделирование обеих систем выполняется быстро, а изменение параметров почти не влияет на время вычислений.</w:t>
+        <w:t xml:space="preserve">Численное решение обеих моделей выполняется эффективно, а изменение параметров практически не влияет на время вычислений.</w:t>
       </w:r>
     </w:p>
     <w:bookmarkEnd w:id="101"/>
@@ -26173,7 +25852,7 @@
         <w:pStyle w:val="Compact"/>
         <w:numPr>
           <w:ilvl w:val="0"/>
-          <w:numId w:val="1011"/>
+          <w:numId w:val="1010"/>
         </w:numPr>
       </w:pPr>
       <w:hyperlink r:id="rId103">
@@ -26190,7 +25869,7 @@
         <w:pStyle w:val="Compact"/>
         <w:numPr>
           <w:ilvl w:val="0"/>
-          <w:numId w:val="1011"/>
+          <w:numId w:val="1010"/>
         </w:numPr>
       </w:pPr>
       <w:hyperlink r:id="rId104">
@@ -26535,6 +26214,27 @@
     </w:lvlOverride>
   </w:num>
   <w:num w:numId="1002">
+    <w:abstractNumId w:val="991"/>
+  </w:num>
+  <w:num w:numId="1003">
+    <w:abstractNumId w:val="991"/>
+  </w:num>
+  <w:num w:numId="1004">
+    <w:abstractNumId w:val="991"/>
+  </w:num>
+  <w:num w:numId="1005">
+    <w:abstractNumId w:val="991"/>
+  </w:num>
+  <w:num w:numId="1006">
+    <w:abstractNumId w:val="991"/>
+  </w:num>
+  <w:num w:numId="1007">
+    <w:abstractNumId w:val="991"/>
+  </w:num>
+  <w:num w:numId="1008">
+    <w:abstractNumId w:val="991"/>
+  </w:num>
+  <w:num w:numId="1009">
     <w:abstractNumId w:val="99411"/>
     <w:lvlOverride w:ilvl="0">
       <w:startOverride w:val="1"/>
@@ -26564,58 +26264,7 @@
       <w:startOverride w:val="1"/>
     </w:lvlOverride>
   </w:num>
-  <w:num w:numId="1003">
-    <w:abstractNumId w:val="991"/>
-  </w:num>
-  <w:num w:numId="1004">
-    <w:abstractNumId w:val="991"/>
-  </w:num>
-  <w:num w:numId="1005">
-    <w:abstractNumId w:val="991"/>
-  </w:num>
-  <w:num w:numId="1006">
-    <w:abstractNumId w:val="991"/>
-  </w:num>
-  <w:num w:numId="1007">
-    <w:abstractNumId w:val="991"/>
-  </w:num>
-  <w:num w:numId="1008">
-    <w:abstractNumId w:val="991"/>
-  </w:num>
-  <w:num w:numId="1009">
-    <w:abstractNumId w:val="991"/>
-  </w:num>
   <w:num w:numId="1010">
-    <w:abstractNumId w:val="99411"/>
-    <w:lvlOverride w:ilvl="0">
-      <w:startOverride w:val="1"/>
-    </w:lvlOverride>
-    <w:lvlOverride w:ilvl="1">
-      <w:startOverride w:val="1"/>
-    </w:lvlOverride>
-    <w:lvlOverride w:ilvl="2">
-      <w:startOverride w:val="1"/>
-    </w:lvlOverride>
-    <w:lvlOverride w:ilvl="3">
-      <w:startOverride w:val="1"/>
-    </w:lvlOverride>
-    <w:lvlOverride w:ilvl="4">
-      <w:startOverride w:val="1"/>
-    </w:lvlOverride>
-    <w:lvlOverride w:ilvl="5">
-      <w:startOverride w:val="1"/>
-    </w:lvlOverride>
-    <w:lvlOverride w:ilvl="6">
-      <w:startOverride w:val="1"/>
-    </w:lvlOverride>
-    <w:lvlOverride w:ilvl="7">
-      <w:startOverride w:val="1"/>
-    </w:lvlOverride>
-    <w:lvlOverride w:ilvl="8">
-      <w:startOverride w:val="1"/>
-    </w:lvlOverride>
-  </w:num>
-  <w:num w:numId="1011">
     <w:abstractNumId w:val="99411"/>
     <w:lvlOverride w:ilvl="0">
       <w:startOverride w:val="1"/>
